--- a/por/docx/58.content.docx
+++ b/por/docx/58.content.docx
@@ -298,7 +298,7 @@
         <w:rPr>
           <w:lang w:val="pt_PT" w:bidi="pt_PT"/>
         </w:rPr>
-        <w:t xml:space="preserve"> Deus alguma vez disse a algum dos anjos: "Você é meu Filho; hoje eu o gerei"? Ou ainda: "Eu serei Pai para ele, e ele será Filho para mim"?</w:t>
+        <w:t xml:space="preserve"> Deus alguma vez disse a algum dos anjos: “Você é meu Filho; hoje eu o gerei”? Ou ainda: “Eu serei Pai para ele, e ele será Filho para mim”?</w:t>
       </w:r>
     </w:p>
     <w:p>
@@ -319,7 +319,7 @@
         <w:rPr>
           <w:lang w:val="pt_PT" w:bidi="pt_PT"/>
         </w:rPr>
-        <w:t xml:space="preserve"> E, quando novamente conduz o seu Filho primogênito ao mundo habitado, ele ordena: "Que todos os anjos de Deus o adorem".</w:t>
+        <w:t xml:space="preserve"> E, quando novamente conduz o seu Filho primogênito ao mundo habitado, ele ordena: “Que todos os anjos de Deus o adorem”.</w:t>
       </w:r>
     </w:p>
     <w:p>
@@ -340,7 +340,7 @@
         <w:rPr>
           <w:lang w:val="pt_PT" w:bidi="pt_PT"/>
         </w:rPr>
-        <w:t xml:space="preserve"> Sobre os anjos ele diz: "Ele faz de seus anjos ventos, e de seus servos, chamas de fogo".</w:t>
+        <w:t xml:space="preserve"> Sobre os anjos ele diz: “Ele faz de seus anjos ventos, e de seus servos, chamas de fogo”.</w:t>
       </w:r>
     </w:p>
     <w:p>
@@ -361,7 +361,7 @@
         <w:rPr>
           <w:lang w:val="pt_PT" w:bidi="pt_PT"/>
         </w:rPr>
-        <w:t xml:space="preserve"> Mas, sobre o Filho, ele diz: "Teu trono, ó Deus, é para todo o sempre, e o cetro de justiça é o cetro de teu reino.</w:t>
+        <w:t xml:space="preserve"> Mas, sobre o Filho, ele diz: “Teu trono, ó Deus, é para todo o sempre, e o cetro de justiça é o cetro de teu reino.</w:t>
       </w:r>
     </w:p>
     <w:p>
@@ -382,7 +382,7 @@
         <w:rPr>
           <w:lang w:val="pt_PT" w:bidi="pt_PT"/>
         </w:rPr>
-        <w:t xml:space="preserve"> Amaste a justiça e odiaste o mal. Por isso, Deus, o teu Deus, te ungiu com óleo de alegria, mais do que aos teus companheiros".</w:t>
+        <w:t xml:space="preserve"> Amaste a justiça e odiaste o mal. Por isso, Deus, o teu Deus, te ungiu com óleo de alegria, mais do que aos teus companheiros”.</w:t>
       </w:r>
     </w:p>
     <w:p>
@@ -403,7 +403,7 @@
         <w:rPr>
           <w:lang w:val="pt_PT" w:bidi="pt_PT"/>
         </w:rPr>
-        <w:t xml:space="preserve"> E ainda diz: "Tu, Senhor, no princípio fundaste a terra e fizeste os céus com tuas mãos.</w:t>
+        <w:t xml:space="preserve"> E ainda diz: “Tu, Senhor, no princípio fundaste a terra e fizeste os céus com tuas mãos.</w:t>
       </w:r>
     </w:p>
     <w:p>
@@ -445,7 +445,7 @@
         <w:rPr>
           <w:lang w:val="pt_PT" w:bidi="pt_PT"/>
         </w:rPr>
-        <w:t xml:space="preserve"> tu os dobrarás como um manto, e eles serão trocados como se troca de roupa; mas tu permaneces o mesmo, e os teus anos não terão fim".</w:t>
+        <w:t xml:space="preserve"> tu os dobrarás como um manto, e eles serão trocados como se troca de roupa; mas tu permaneces o mesmo, e os teus anos não terão fim”.</w:t>
       </w:r>
     </w:p>
     <w:p>
@@ -466,7 +466,7 @@
         <w:rPr>
           <w:lang w:val="pt_PT" w:bidi="pt_PT"/>
         </w:rPr>
-        <w:t xml:space="preserve"> Qual foi o anjo a quem Deus alguma vez disse: "Sente-se à minha direita, até que eu ponha seus inimigos debaixo de seus pés"?</w:t>
+        <w:t xml:space="preserve"> Qual foi o anjo a quem Deus alguma vez disse: “Sente-se à minha direita, até que eu ponha seus inimigos debaixo de seus pés”?</w:t>
       </w:r>
     </w:p>
     <w:p>
@@ -629,7 +629,7 @@
         <w:rPr>
           <w:lang w:val="pt_PT" w:bidi="pt_PT"/>
         </w:rPr>
-        <w:t xml:space="preserve"> Em certo lugar alguém testemunhou, dizendo: "O que é o ser humano para que te lembres dele? Ou o filho do homem para que o visites?</w:t>
+        <w:t xml:space="preserve"> Em certo lugar alguém testemunhou, dizendo: “O que é o ser humano para que te lembres dele? Ou o filho do homem para que o visites?</w:t>
       </w:r>
     </w:p>
     <w:p>
@@ -671,7 +671,7 @@
         <w:rPr>
           <w:lang w:val="pt_PT" w:bidi="pt_PT"/>
         </w:rPr>
-        <w:t xml:space="preserve"> Tu puseste todas as coisas debaixo de seus pés". Ao sujeitar tudo a ele, não deixou nada fora de seu domínio. Mas ainda não vemos tudo plenamente submetido a ele.</w:t>
+        <w:t xml:space="preserve"> Tu puseste todas as coisas debaixo de seus pés”. Ao sujeitar tudo a ele, não deixou nada fora de seu domínio. Mas ainda não vemos tudo plenamente submetido a ele.</w:t>
       </w:r>
     </w:p>
     <w:p>
@@ -755,7 +755,7 @@
         <w:rPr>
           <w:lang w:val="pt_PT" w:bidi="pt_PT"/>
         </w:rPr>
-        <w:t xml:space="preserve"> Ele afirma: "Vou anunciar o teu nome aos meus irmãos; no meio da assembleia eu te louvarei".</w:t>
+        <w:t xml:space="preserve"> Ele afirma: “Vou anunciar o teu nome aos meus irmãos; no meio da assembleia eu te louvarei”.</w:t>
       </w:r>
     </w:p>
     <w:p>
@@ -776,7 +776,7 @@
         <w:rPr>
           <w:lang w:val="pt_PT" w:bidi="pt_PT"/>
         </w:rPr>
-        <w:t xml:space="preserve"> E ainda: "Colocarei minha confiança nele". E também: "Aqui estou, junto dos filhos que Deus me concedeu".</w:t>
+        <w:t xml:space="preserve"> E ainda: “Colocarei minha confiança nele”. E também: “Aqui estou, junto dos filhos que Deus me concedeu”.</w:t>
       </w:r>
     </w:p>
     <w:p>
@@ -1044,7 +1044,7 @@
         <w:rPr>
           <w:lang w:val="pt_PT" w:bidi="pt_PT"/>
         </w:rPr>
-        <w:t xml:space="preserve"> Por isso, como diz o Espírito Santo: "Se vocês ouvirem a voz de Deus hoje,</w:t>
+        <w:t xml:space="preserve"> Por isso, como diz o Espírito Santo: “Se vocês ouvirem a voz de Deus hoje,</w:t>
       </w:r>
     </w:p>
     <w:p>
@@ -1107,7 +1107,7 @@
         <w:rPr>
           <w:lang w:val="pt_PT" w:bidi="pt_PT"/>
         </w:rPr>
-        <w:t xml:space="preserve"> Por isso fiquei indignado com aquela geração e disse: "O coração deles está sempre se desviando, e eles não querem seguir meus caminhos".</w:t>
+        <w:t xml:space="preserve"> Por isso fiquei indignado com aquela geração e disse: “O coração deles está sempre se desviando, e eles não querem seguir meus caminhos”.</w:t>
       </w:r>
     </w:p>
     <w:p>
@@ -1128,7 +1128,7 @@
         <w:rPr>
           <w:lang w:val="pt_PT" w:bidi="pt_PT"/>
         </w:rPr>
-        <w:t xml:space="preserve"> Então, jurei quando estava irado: "Eles nunca entrarão no meu descanso".</w:t>
+        <w:t xml:space="preserve"> Então, jurei quando estava irado: “Eles nunca entrarão no meu descanso”.</w:t>
       </w:r>
     </w:p>
     <w:p>
@@ -1170,7 +1170,7 @@
         <w:rPr>
           <w:lang w:val="pt_PT" w:bidi="pt_PT"/>
         </w:rPr>
-        <w:t xml:space="preserve"> Mas encorajem uns aos outros diariamente, enquanto o tempo ainda é chamado "hoje", para que o engano do pecado não endureça o coração de nenhum de vocês.</w:t>
+        <w:t xml:space="preserve"> Mas encorajem uns aos outros diariamente, enquanto o tempo ainda é chamado “hoje”, para que o engano do pecado não endureça o coração de nenhum de vocês.</w:t>
       </w:r>
     </w:p>
     <w:p>
@@ -1212,7 +1212,7 @@
         <w:rPr>
           <w:lang w:val="pt_PT" w:bidi="pt_PT"/>
         </w:rPr>
-        <w:t xml:space="preserve"> Como foi dito: "Se vocês ouvirem a voz de Deus hoje, não endureçam o coração, como aconteceu na rebelião".</w:t>
+        <w:t xml:space="preserve"> Como foi dito: “Se vocês ouvirem a voz de Deus hoje, não endureçam o coração, como aconteceu na rebelião”.</w:t>
       </w:r>
     </w:p>
     <w:p>
@@ -1375,7 +1375,7 @@
         <w:rPr>
           <w:lang w:val="pt_PT" w:bidi="pt_PT"/>
         </w:rPr>
-        <w:t xml:space="preserve"> Pois nós, os que cremos, entramos nesse descanso, como ele disse: "Então jurei quando estava irado: 'Eles nunca entrarão no meu descanso'", embora as obras já estivessem terminadas desde a criação do mundo.</w:t>
+        <w:t xml:space="preserve"> Pois nós, os que cremos, entramos nesse descanso, como ele disse: “Então jurei quando estava irado: ‘Eles nunca entrarão no meu descanso’”, embora as obras já estivessem terminadas desde a criação do mundo.</w:t>
       </w:r>
     </w:p>
     <w:p>
@@ -1396,7 +1396,7 @@
         <w:rPr>
           <w:lang w:val="pt_PT" w:bidi="pt_PT"/>
         </w:rPr>
-        <w:t xml:space="preserve"> Pois em algum lugar está escrito sobre o sétimo dia: "E Deus descansou no sétimo dia de toda a sua obra".</w:t>
+        <w:t xml:space="preserve"> Pois em algum lugar está escrito sobre o sétimo dia: “E Deus descansou no sétimo dia de toda a sua obra”.</w:t>
       </w:r>
     </w:p>
     <w:p>
@@ -1417,7 +1417,7 @@
         <w:rPr>
           <w:lang w:val="pt_PT" w:bidi="pt_PT"/>
         </w:rPr>
-        <w:t xml:space="preserve"> E ainda outra vez, no mesmo lugar: "Eles nunca entrarão no meu descanso".</w:t>
+        <w:t xml:space="preserve"> E ainda outra vez, no mesmo lugar: “Eles nunca entrarão no meu descanso”.</w:t>
       </w:r>
     </w:p>
     <w:p>
@@ -1459,7 +1459,7 @@
         <w:rPr>
           <w:lang w:val="pt_PT" w:bidi="pt_PT"/>
         </w:rPr>
-        <w:t xml:space="preserve"> Mas Deus estabeleceu outro dia, chamado "hoje", falando por meio de Davi, muito tempo depois, como já foi dito: "Se vocês ouvirem a voz de Deus hoje, não endureçam o coração".</w:t>
+        <w:t xml:space="preserve"> Mas Deus estabeleceu outro dia, chamado “hoje”, falando por meio de Davi, muito tempo depois, como já foi dito: “Se vocês ouvirem a voz de Deus hoje, não endureçam o coração”.</w:t>
       </w:r>
     </w:p>
     <w:p>
@@ -1769,7 +1769,7 @@
         <w:rPr>
           <w:lang w:val="pt_PT" w:bidi="pt_PT"/>
         </w:rPr>
-        <w:t xml:space="preserve"> Da mesma forma, Cristo não se exaltou para se tornar sumo sacerdote, mas foi Deus quem lhe disse: "Tu és meu Filho; hoje eu te gerei".</w:t>
+        <w:t xml:space="preserve"> Da mesma forma, Cristo não se exaltou para se tornar sumo sacerdote, mas foi Deus quem lhe disse: “Tu és meu Filho; hoje eu te gerei”.</w:t>
       </w:r>
     </w:p>
     <w:p>
@@ -1790,7 +1790,7 @@
         <w:rPr>
           <w:lang w:val="pt_PT" w:bidi="pt_PT"/>
         </w:rPr>
-        <w:t xml:space="preserve"> E em outro lugar ele diz: "Tu és sacerdote para sempre, segundo a ordem de Melquisedeque".</w:t>
+        <w:t xml:space="preserve"> E em outro lugar ele diz: “Tu és sacerdote para sempre, segundo a ordem de Melquisedeque”.</w:t>
       </w:r>
     </w:p>
     <w:p>
@@ -2268,7 +2268,7 @@
         <w:rPr>
           <w:lang w:val="pt_PT" w:bidi="pt_PT"/>
         </w:rPr>
-        <w:t xml:space="preserve"> Ele disse: "Certamente eu o abençoarei e multiplicarei os seus descendentes".</w:t>
+        <w:t xml:space="preserve"> Ele disse: “Certamente eu o abençoarei e multiplicarei os seus descendentes”.</w:t>
       </w:r>
     </w:p>
     <w:p>
@@ -2452,7 +2452,7 @@
         <w:rPr>
           <w:lang w:val="pt_PT" w:bidi="pt_PT"/>
         </w:rPr>
-        <w:t xml:space="preserve"> Abraão deu a ele o dízimo de tudo. Primeiro, o nome Melquisedeque significa "rei da justiça", e também "rei de Salém", que quer dizer "rei da paz".</w:t>
+        <w:t xml:space="preserve"> Abraão deu a ele o dízimo de tudo. Primeiro, o nome Melquisedeque significa “rei da justiça”, e também “rei de Salém”, que quer dizer “rei da paz”.</w:t>
       </w:r>
     </w:p>
     <w:p>
@@ -2767,7 +2767,7 @@
         <w:rPr>
           <w:lang w:val="pt_PT" w:bidi="pt_PT"/>
         </w:rPr>
-        <w:t xml:space="preserve"> Pois está escrito: "Você é sacerdote para sempre, segundo a ordem de Melquisedeque".</w:t>
+        <w:t xml:space="preserve"> Pois está escrito: “Você é sacerdote para sempre, segundo a ordem de Melquisedeque”.</w:t>
       </w:r>
     </w:p>
     <w:p>
@@ -2851,7 +2851,7 @@
         <w:rPr>
           <w:lang w:val="pt_PT" w:bidi="pt_PT"/>
         </w:rPr>
-        <w:t xml:space="preserve"> mas ele foi feito sacerdote com juramento, por aquele que lhe disse: "O Senhor jurou e não se arrependerá: você é sacerdote para sempre".</w:t>
+        <w:t xml:space="preserve"> mas ele foi feito sacerdote com juramento, por aquele que lhe disse: “O Senhor jurou e não se arrependerá: você é sacerdote para sempre”.</w:t>
       </w:r>
     </w:p>
     <w:p>
@@ -3119,7 +3119,7 @@
         <w:rPr>
           <w:lang w:val="pt_PT" w:bidi="pt_PT"/>
         </w:rPr>
-        <w:t xml:space="preserve"> Eles exercem um serviço que é apenas representação e sombra das realidades celestiais. Foi isso que Deus mostrou a Moisés quando ele estava para construir o tabernáculo: "Veja e faça tudo de acordo com o modelo que lhe foi mostrado no monte".</w:t>
+        <w:t xml:space="preserve"> Eles exercem um serviço que é apenas representação e sombra das realidades celestiais. Foi isso que Deus mostrou a Moisés quando ele estava para construir o tabernáculo: “Veja e faça tudo de acordo com o modelo que lhe foi mostrado no monte”.</w:t>
       </w:r>
     </w:p>
     <w:p>
@@ -3182,7 +3182,7 @@
         <w:rPr>
           <w:lang w:val="pt_PT" w:bidi="pt_PT"/>
         </w:rPr>
-        <w:t xml:space="preserve"> Pois Deus os repreende quando diz: "Estão chegando dias, diz o Senhor, em que farei uma nova aliança com a casa de Israel e com a casa de Judá.</w:t>
+        <w:t xml:space="preserve"> Pois Deus os repreende quando diz: “Estão chegando dias, diz o Senhor, em que farei uma nova aliança com a casa de Israel e com a casa de Judá.</w:t>
       </w:r>
     </w:p>
     <w:p>
@@ -3245,7 +3245,7 @@
         <w:rPr>
           <w:lang w:val="pt_PT" w:bidi="pt_PT"/>
         </w:rPr>
-        <w:t xml:space="preserve"> Ninguém mais precisará ensinar seu próximo nem dizer ao seu irmão: 'Aprenda a conhecer o Senhor', porque todos, tanto grandes como pequenos, me conhecerão.</w:t>
+        <w:t xml:space="preserve"> Ninguém mais precisará ensinar seu próximo nem dizer ao seu irmão: ‘Aprenda a conhecer o Senhor’, porque todos, tanto grandes como pequenos, me conhecerão.</w:t>
       </w:r>
     </w:p>
     <w:p>
@@ -3266,7 +3266,7 @@
         <w:rPr>
           <w:lang w:val="pt_PT" w:bidi="pt_PT"/>
         </w:rPr>
-        <w:t xml:space="preserve"> Pois serei misericordioso para com as suas injustiças e não me lembrarei mais de seus pecados".</w:t>
+        <w:t xml:space="preserve"> Pois serei misericordioso para com as suas injustiças e não me lembrarei mais de seus pecados”.</w:t>
       </w:r>
     </w:p>
     <w:p>
@@ -3287,7 +3287,7 @@
         <w:rPr>
           <w:lang w:val="pt_PT" w:bidi="pt_PT"/>
         </w:rPr>
-        <w:t xml:space="preserve"> Ao chamar essa aliança de "nova", ele tornou a primeira antiga. E aquilo que se torna antigo e ultrapassado está prestes a acabar.</w:t>
+        <w:t xml:space="preserve"> Ao chamar essa aliança de “nova”, ele tornou a primeira antiga. E aquilo que se torna antigo e ultrapassado está prestes a acabar.</w:t>
       </w:r>
     </w:p>
     <w:p>
@@ -3723,7 +3723,7 @@
         <w:rPr>
           <w:lang w:val="pt_PT" w:bidi="pt_PT"/>
         </w:rPr>
-        <w:t xml:space="preserve"> "Este é o sangue da aliança que Deus nos ordenou".</w:t>
+        <w:t xml:space="preserve"> "Este é o sangue da aliança que Deus nos ordenou”.</w:t>
       </w:r>
     </w:p>
     <w:p>
@@ -4012,7 +4012,7 @@
         <w:rPr>
           <w:lang w:val="pt_PT" w:bidi="pt_PT"/>
         </w:rPr>
-        <w:t xml:space="preserve"> Por isso, quando Cristo entrou no mundo, disse: "Tu não quiseste sacrifício nem oferta, mas preparaste um corpo para mim.</w:t>
+        <w:t xml:space="preserve"> Por isso, quando Cristo entrou no mundo, disse: “Tu não quiseste sacrifício nem oferta, mas preparaste um corpo para mim.</w:t>
       </w:r>
     </w:p>
     <w:p>
@@ -4054,7 +4054,7 @@
         <w:rPr>
           <w:lang w:val="pt_PT" w:bidi="pt_PT"/>
         </w:rPr>
-        <w:t xml:space="preserve"> Então eu disse: 'Aqui estou! Está escrito a meu respeito no livro: vim para fazer a tua vontade, ó Deus'".</w:t>
+        <w:t xml:space="preserve"> Então eu disse: ‘Aqui estou! Está escrito a meu respeito no livro: vim para fazer a tua vontade, ó Deus’”.</w:t>
       </w:r>
     </w:p>
     <w:p>
@@ -4096,7 +4096,7 @@
         <w:rPr>
           <w:lang w:val="pt_PT" w:bidi="pt_PT"/>
         </w:rPr>
-        <w:t xml:space="preserve"> Então ele declara: "Aqui estou; vim para fazer a tua vontade". Assim, ele remove o primeiro sistema para estabelecer o segundo.</w:t>
+        <w:t xml:space="preserve"> Então ele declara: “Aqui estou; vim para fazer a tua vontade”. Assim, ele remove o primeiro sistema para estabelecer o segundo.</w:t>
       </w:r>
     </w:p>
     <w:p>
@@ -4243,7 +4243,7 @@
         <w:rPr>
           <w:lang w:val="pt_PT" w:bidi="pt_PT"/>
         </w:rPr>
-        <w:t xml:space="preserve"> "Esta é a aliança que farei com eles depois daqueles dias, diz o Senhor: Colocarei as minhas leis no coração deles e as escreverei em sua mente",</w:t>
+        <w:t xml:space="preserve"> "Esta é a aliança que farei com eles depois daqueles dias, diz o Senhor: Colocarei as minhas leis no coração deles e as escreverei em sua mente”,</w:t>
       </w:r>
     </w:p>
     <w:p>
@@ -4264,7 +4264,7 @@
         <w:rPr>
           <w:lang w:val="pt_PT" w:bidi="pt_PT"/>
         </w:rPr>
-        <w:t xml:space="preserve"> acrescenta: "E nunca mais me lembrarei de seus pecados e de suas transgressões".</w:t>
+        <w:t xml:space="preserve"> acrescenta: “E nunca mais me lembrarei de seus pecados e de suas transgressões”.</w:t>
       </w:r>
     </w:p>
     <w:p>
@@ -4537,7 +4537,7 @@
         <w:rPr>
           <w:lang w:val="pt_PT" w:bidi="pt_PT"/>
         </w:rPr>
-        <w:t xml:space="preserve"> Conhecemos muito bem aquele que disse: "A vingança me pertence; eu retribuirei". E também: "O Senhor julgará o seu povo".</w:t>
+        <w:t xml:space="preserve"> Conhecemos muito bem aquele que disse: “A vingança me pertence; eu retribuirei”. E também: “O Senhor julgará o seu povo”.</w:t>
       </w:r>
     </w:p>
     <w:p>
@@ -4705,7 +4705,7 @@
         <w:rPr>
           <w:lang w:val="pt_PT" w:bidi="pt_PT"/>
         </w:rPr>
-        <w:t xml:space="preserve"> Meu justo viverá pela fé; e, se recuar, não tenho prazer nele."</w:t>
+        <w:t xml:space="preserve"> Meu justo viverá pela fé; e, se recuar, não tenho prazer nele.”</w:t>
       </w:r>
     </w:p>
     <w:p>
@@ -5120,7 +5120,7 @@
         <w:rPr>
           <w:lang w:val="pt_PT" w:bidi="pt_PT"/>
         </w:rPr>
-        <w:t xml:space="preserve"> A ele foi dito: "Em Isaque os seus descendentes serão chamados".</w:t>
+        <w:t xml:space="preserve"> A ele foi dito: “Em Isaque os seus descendentes serão chamados”.</w:t>
       </w:r>
     </w:p>
     <w:p>
@@ -5703,7 +5703,7 @@
         <w:rPr>
           <w:lang w:val="pt_PT" w:bidi="pt_PT"/>
         </w:rPr>
-        <w:t xml:space="preserve"> E vocês já se esqueceram completamente da palavra de encorajamento que Deus lhes falou como a filhos? Ele disse: "Meu filho, não despreze a disciplina do Senhor, nem desanime quando ele o repreender".</w:t>
+        <w:t xml:space="preserve"> E vocês já se esqueceram completamente da palavra de encorajamento que Deus lhes falou como a filhos? Ele disse: “Meu filho, não despreze a disciplina do Senhor, nem desanime quando ele o repreender”.</w:t>
       </w:r>
     </w:p>
     <w:p>
@@ -6039,7 +6039,7 @@
         <w:rPr>
           <w:lang w:val="pt_PT" w:bidi="pt_PT"/>
         </w:rPr>
-        <w:t xml:space="preserve"> E a visão era tão assustadora que Moisés disse: "Estou aterrorizado e tremendo".</w:t>
+        <w:t xml:space="preserve"> E a visão era tão assustadora que Moisés disse: “Estou aterrorizado e tremendo”.</w:t>
       </w:r>
     </w:p>
     <w:p>
@@ -6144,7 +6144,7 @@
         <w:rPr>
           <w:lang w:val="pt_PT" w:bidi="pt_PT"/>
         </w:rPr>
-        <w:t xml:space="preserve"> Quando ele falou no monte Sinai, sua voz fez a terra tremer. Agora, porém, ele promete: "Ainda uma vez farei tremer não só a terra, mas também os céus".</w:t>
+        <w:t xml:space="preserve"> Quando ele falou no monte Sinai, sua voz fez a terra tremer. Agora, porém, ele promete: “Ainda uma vez farei tremer não só a terra, mas também os céus”.</w:t>
       </w:r>
     </w:p>
     <w:p>
@@ -6165,7 +6165,7 @@
         <w:rPr>
           <w:lang w:val="pt_PT" w:bidi="pt_PT"/>
         </w:rPr>
-        <w:t xml:space="preserve"> "Ainda uma vez" indica a remoção das coisas que podem ser abaladas, como coisas criadas, para que permaneçam as que não podem ser abaladas.</w:t>
+        <w:t xml:space="preserve"> "Ainda uma vez” indica a remoção das coisas que podem ser abaladas, como coisas criadas, para que permaneçam as que não podem ser abaladas.</w:t>
       </w:r>
     </w:p>
     <w:p>
@@ -6328,7 +6328,7 @@
         <w:rPr>
           <w:lang w:val="pt_PT" w:bidi="pt_PT"/>
         </w:rPr>
-        <w:t xml:space="preserve"> Sejam livres da avareza e contentem-se com o que têm. Pois ele mesmo disse: "Nunca o deixarei, nem o abandonarei".</w:t>
+        <w:t xml:space="preserve"> Sejam livres da avareza e contentem-se com o que têm. Pois ele mesmo disse: “Nunca o deixarei, nem o abandonarei”.</w:t>
       </w:r>
     </w:p>
     <w:p>
@@ -6349,7 +6349,7 @@
         <w:rPr>
           <w:lang w:val="pt_PT" w:bidi="pt_PT"/>
         </w:rPr>
-        <w:t xml:space="preserve"> Por isso podemos dizer com confiança: "O Senhor é quem me ajuda; não temerei. O que o homem pode me fazer?".</w:t>
+        <w:t xml:space="preserve"> Por isso podemos dizer com confiança: “O Senhor é quem me ajuda; não temerei. O que o homem pode me fazer?”.</w:t>
       </w:r>
     </w:p>
     <w:p>
